--- a/downloads/documents/04 Units/Unit 02 - Individual Growth and Life Readiness - Me, My Goals, My Money/Lesson 02.14 - ClassroomStreet Launch Risk and Reward.docx
+++ b/downloads/documents/04 Units/Unit 02 - Individual Growth and Life Readiness - Me, My Goals, My Money/Lesson 02.14 - ClassroomStreet Launch Risk and Reward.docx
@@ -356,7 +356,7 @@
         <w:t xml:space="preserve"> </w:t>
       </w:r>
       <w:r>
-        <w:t xml:space="preserve">Tier 3 (FACS): saving, investing, venture, portfolio, ledger, total fortune, high-yield savings. See the unit vocabulary list for Turkish, Portuguese, and Spanish.</w:t>
+        <w:t xml:space="preserve">Tier 3 (FACS): saving, investing, venture, portfolio, ledger, total fortune, high-yield savings. See the unit vocabulary list for the Spanish column.</w:t>
       </w:r>
     </w:p>
     <w:p>
@@ -1627,7 +1627,7 @@
         <w:pStyle w:val="Compact"/>
       </w:pPr>
       <w:r>
-        <w:t xml:space="preserve">ELL: the Venture Risk Cards have a picture cue and a one-line description each; the risk ladder slide uses icons (a jar, a bank, a factory, a rocket); the journal template has sentence starters in Turkish, Portuguese, and Spanish (</w:t>
+        <w:t xml:space="preserve">ELL: the Venture Risk Cards have a picture cue and a one-line description each; the risk ladder slide uses icons (a jar, a bank, a factory, a rocket); the journal template has sentence starters in Spanish (</w:t>
       </w:r>
       <w:r>
         <w:t xml:space="preserve">“</w:t>
